--- a/proforma_template_ita.docx
+++ b/proforma_template_ita.docx
@@ -534,8 +534,8 @@
         <w:gridCol w:w="639"/>
         <w:gridCol w:w="4890"/>
         <w:gridCol w:w="708"/>
-        <w:gridCol w:w="993"/>
-        <w:gridCol w:w="992"/>
+        <w:gridCol w:w="1276"/>
+        <w:gridCol w:w="709"/>
         <w:gridCol w:w="1417"/>
       </w:tblGrid>
       <w:tr>
@@ -682,7 +682,7 @@
         </w:tc>
         <w:tc>
           <w:tcPr>
-            <w:tcW w:w="993" w:type="dxa"/>
+            <w:tcW w:w="1276" w:type="dxa"/>
             <w:tcBorders>
               <w:top w:val="nil"/>
               <w:left w:val="nil"/>
@@ -731,7 +731,7 @@
         </w:tc>
         <w:tc>
           <w:tcPr>
-            <w:tcW w:w="992" w:type="dxa"/>
+            <w:tcW w:w="709" w:type="dxa"/>
             <w:tcBorders>
               <w:top w:val="nil"/>
               <w:left w:val="nil"/>
@@ -957,7 +957,7 @@
         </w:tc>
         <w:tc>
           <w:tcPr>
-            <w:tcW w:w="993" w:type="dxa"/>
+            <w:tcW w:w="1276" w:type="dxa"/>
             <w:tcBorders>
               <w:top w:val="single" w:sz="4" w:space="0" w:color="auto"/>
               <w:left w:val="nil"/>
@@ -982,7 +982,7 @@
         </w:tc>
         <w:tc>
           <w:tcPr>
-            <w:tcW w:w="992" w:type="dxa"/>
+            <w:tcW w:w="709" w:type="dxa"/>
             <w:tcBorders>
               <w:top w:val="single" w:sz="4" w:space="0" w:color="auto"/>
               <w:left w:val="nil"/>
@@ -1009,7 +1009,7 @@
                 <w:szCs w:val="20"/>
                 <w:lang w:val="en-GB"/>
               </w:rPr>
-              <w:t>[ISO]</w:t>
+              <w:t>ISO</w:t>
             </w:r>
           </w:p>
         </w:tc>
@@ -1224,7 +1224,7 @@
         </w:tc>
         <w:tc>
           <w:tcPr>
-            <w:tcW w:w="993" w:type="dxa"/>
+            <w:tcW w:w="1276" w:type="dxa"/>
             <w:tcBorders>
               <w:top w:val="nil"/>
               <w:left w:val="nil"/>
@@ -1249,7 +1249,7 @@
         </w:tc>
         <w:tc>
           <w:tcPr>
-            <w:tcW w:w="992" w:type="dxa"/>
+            <w:tcW w:w="709" w:type="dxa"/>
             <w:tcBorders>
               <w:top w:val="nil"/>
               <w:left w:val="nil"/>
@@ -1276,7 +1276,7 @@
                 <w:szCs w:val="20"/>
                 <w:lang w:val="en-GB"/>
               </w:rPr>
-              <w:t>[ISO]</w:t>
+              <w:t>ISO</w:t>
             </w:r>
           </w:p>
         </w:tc>
@@ -1483,7 +1483,7 @@
         </w:tc>
         <w:tc>
           <w:tcPr>
-            <w:tcW w:w="993" w:type="dxa"/>
+            <w:tcW w:w="1276" w:type="dxa"/>
             <w:tcBorders>
               <w:top w:val="nil"/>
               <w:left w:val="nil"/>
@@ -1508,7 +1508,7 @@
         </w:tc>
         <w:tc>
           <w:tcPr>
-            <w:tcW w:w="992" w:type="dxa"/>
+            <w:tcW w:w="709" w:type="dxa"/>
             <w:tcBorders>
               <w:top w:val="nil"/>
               <w:left w:val="nil"/>
@@ -1535,7 +1535,7 @@
                 <w:szCs w:val="20"/>
                 <w:lang w:val="en-GB"/>
               </w:rPr>
-              <w:t>[ISO]</w:t>
+              <w:t>ISO</w:t>
             </w:r>
           </w:p>
         </w:tc>
@@ -1742,7 +1742,7 @@
         </w:tc>
         <w:tc>
           <w:tcPr>
-            <w:tcW w:w="993" w:type="dxa"/>
+            <w:tcW w:w="1276" w:type="dxa"/>
             <w:tcBorders>
               <w:top w:val="nil"/>
               <w:left w:val="nil"/>
@@ -1767,7 +1767,7 @@
         </w:tc>
         <w:tc>
           <w:tcPr>
-            <w:tcW w:w="992" w:type="dxa"/>
+            <w:tcW w:w="709" w:type="dxa"/>
             <w:tcBorders>
               <w:top w:val="nil"/>
               <w:left w:val="nil"/>
@@ -1794,7 +1794,7 @@
                 <w:szCs w:val="20"/>
                 <w:lang w:val="en-GB"/>
               </w:rPr>
-              <w:t>[ISO]</w:t>
+              <w:t>ISO</w:t>
             </w:r>
           </w:p>
         </w:tc>
@@ -2003,7 +2003,7 @@
         </w:tc>
         <w:tc>
           <w:tcPr>
-            <w:tcW w:w="993" w:type="dxa"/>
+            <w:tcW w:w="1276" w:type="dxa"/>
             <w:tcBorders>
               <w:top w:val="nil"/>
               <w:left w:val="nil"/>
@@ -2028,7 +2028,7 @@
         </w:tc>
         <w:tc>
           <w:tcPr>
-            <w:tcW w:w="992" w:type="dxa"/>
+            <w:tcW w:w="709" w:type="dxa"/>
             <w:tcBorders>
               <w:top w:val="nil"/>
               <w:left w:val="nil"/>
@@ -2055,7 +2055,7 @@
                 <w:szCs w:val="20"/>
                 <w:lang w:val="en-GB"/>
               </w:rPr>
-              <w:t>[ISO]</w:t>
+              <w:t>ISO</w:t>
             </w:r>
           </w:p>
         </w:tc>
@@ -2264,7 +2264,7 @@
         </w:tc>
         <w:tc>
           <w:tcPr>
-            <w:tcW w:w="993" w:type="dxa"/>
+            <w:tcW w:w="1276" w:type="dxa"/>
             <w:tcBorders>
               <w:top w:val="nil"/>
               <w:left w:val="nil"/>
@@ -2289,7 +2289,7 @@
         </w:tc>
         <w:tc>
           <w:tcPr>
-            <w:tcW w:w="992" w:type="dxa"/>
+            <w:tcW w:w="709" w:type="dxa"/>
             <w:tcBorders>
               <w:top w:val="nil"/>
               <w:left w:val="nil"/>
@@ -2316,7 +2316,7 @@
                 <w:szCs w:val="20"/>
                 <w:lang w:val="en-GB"/>
               </w:rPr>
-              <w:t>[ISO]</w:t>
+              <w:t>ISO</w:t>
             </w:r>
           </w:p>
         </w:tc>
@@ -2533,7 +2533,7 @@
         </w:tc>
         <w:tc>
           <w:tcPr>
-            <w:tcW w:w="993" w:type="dxa"/>
+            <w:tcW w:w="1276" w:type="dxa"/>
             <w:tcBorders>
               <w:top w:val="nil"/>
               <w:left w:val="nil"/>
@@ -2558,7 +2558,7 @@
         </w:tc>
         <w:tc>
           <w:tcPr>
-            <w:tcW w:w="992" w:type="dxa"/>
+            <w:tcW w:w="709" w:type="dxa"/>
             <w:tcBorders>
               <w:top w:val="nil"/>
               <w:left w:val="nil"/>
@@ -2585,7 +2585,7 @@
                 <w:szCs w:val="20"/>
                 <w:lang w:val="en-GB"/>
               </w:rPr>
-              <w:t>[ISO]</w:t>
+              <w:t>ISO</w:t>
             </w:r>
           </w:p>
         </w:tc>
@@ -2802,7 +2802,7 @@
         </w:tc>
         <w:tc>
           <w:tcPr>
-            <w:tcW w:w="993" w:type="dxa"/>
+            <w:tcW w:w="1276" w:type="dxa"/>
             <w:tcBorders>
               <w:top w:val="nil"/>
               <w:left w:val="nil"/>
@@ -2827,7 +2827,7 @@
         </w:tc>
         <w:tc>
           <w:tcPr>
-            <w:tcW w:w="992" w:type="dxa"/>
+            <w:tcW w:w="709" w:type="dxa"/>
             <w:tcBorders>
               <w:top w:val="nil"/>
               <w:left w:val="nil"/>
@@ -2854,7 +2854,7 @@
                 <w:szCs w:val="20"/>
                 <w:lang w:val="en-GB"/>
               </w:rPr>
-              <w:t>[ISO]</w:t>
+              <w:t>ISO</w:t>
             </w:r>
           </w:p>
         </w:tc>
@@ -3071,7 +3071,7 @@
         </w:tc>
         <w:tc>
           <w:tcPr>
-            <w:tcW w:w="993" w:type="dxa"/>
+            <w:tcW w:w="1276" w:type="dxa"/>
             <w:tcBorders>
               <w:top w:val="nil"/>
               <w:left w:val="nil"/>
@@ -3096,7 +3096,7 @@
         </w:tc>
         <w:tc>
           <w:tcPr>
-            <w:tcW w:w="992" w:type="dxa"/>
+            <w:tcW w:w="709" w:type="dxa"/>
             <w:tcBorders>
               <w:top w:val="nil"/>
               <w:left w:val="nil"/>
@@ -3123,7 +3123,7 @@
                 <w:szCs w:val="20"/>
                 <w:lang w:val="en-GB"/>
               </w:rPr>
-              <w:t>[ISO]</w:t>
+              <w:t>ISO</w:t>
             </w:r>
           </w:p>
         </w:tc>
@@ -3340,7 +3340,7 @@
         </w:tc>
         <w:tc>
           <w:tcPr>
-            <w:tcW w:w="993" w:type="dxa"/>
+            <w:tcW w:w="1276" w:type="dxa"/>
             <w:tcBorders>
               <w:top w:val="nil"/>
               <w:left w:val="nil"/>
@@ -3365,7 +3365,7 @@
         </w:tc>
         <w:tc>
           <w:tcPr>
-            <w:tcW w:w="992" w:type="dxa"/>
+            <w:tcW w:w="709" w:type="dxa"/>
             <w:tcBorders>
               <w:top w:val="nil"/>
               <w:left w:val="nil"/>
@@ -3392,7 +3392,7 @@
                 <w:szCs w:val="20"/>
                 <w:lang w:val="en-GB"/>
               </w:rPr>
-              <w:t>[ISO]</w:t>
+              <w:t>ISO</w:t>
             </w:r>
           </w:p>
         </w:tc>
@@ -3601,7 +3601,7 @@
         </w:tc>
         <w:tc>
           <w:tcPr>
-            <w:tcW w:w="993" w:type="dxa"/>
+            <w:tcW w:w="1276" w:type="dxa"/>
             <w:tcBorders>
               <w:top w:val="nil"/>
               <w:left w:val="nil"/>
@@ -3626,7 +3626,7 @@
         </w:tc>
         <w:tc>
           <w:tcPr>
-            <w:tcW w:w="992" w:type="dxa"/>
+            <w:tcW w:w="709" w:type="dxa"/>
             <w:tcBorders>
               <w:top w:val="nil"/>
               <w:left w:val="nil"/>
@@ -3653,7 +3653,7 @@
                 <w:szCs w:val="20"/>
                 <w:lang w:val="en-GB"/>
               </w:rPr>
-              <w:t>[ISO]</w:t>
+              <w:t>ISO</w:t>
             </w:r>
           </w:p>
         </w:tc>
@@ -3862,7 +3862,7 @@
         </w:tc>
         <w:tc>
           <w:tcPr>
-            <w:tcW w:w="993" w:type="dxa"/>
+            <w:tcW w:w="1276" w:type="dxa"/>
             <w:tcBorders>
               <w:top w:val="nil"/>
               <w:left w:val="nil"/>
@@ -3887,7 +3887,7 @@
         </w:tc>
         <w:tc>
           <w:tcPr>
-            <w:tcW w:w="992" w:type="dxa"/>
+            <w:tcW w:w="709" w:type="dxa"/>
             <w:tcBorders>
               <w:top w:val="nil"/>
               <w:left w:val="nil"/>
@@ -3914,7 +3914,7 @@
                 <w:szCs w:val="20"/>
                 <w:lang w:val="en-GB"/>
               </w:rPr>
-              <w:t>[ISO]</w:t>
+              <w:t>ISO</w:t>
             </w:r>
           </w:p>
         </w:tc>
@@ -4123,7 +4123,7 @@
         </w:tc>
         <w:tc>
           <w:tcPr>
-            <w:tcW w:w="993" w:type="dxa"/>
+            <w:tcW w:w="1276" w:type="dxa"/>
             <w:tcBorders>
               <w:top w:val="nil"/>
               <w:left w:val="nil"/>
@@ -4148,7 +4148,7 @@
         </w:tc>
         <w:tc>
           <w:tcPr>
-            <w:tcW w:w="992" w:type="dxa"/>
+            <w:tcW w:w="709" w:type="dxa"/>
             <w:tcBorders>
               <w:top w:val="nil"/>
               <w:left w:val="nil"/>
@@ -4175,7 +4175,7 @@
                 <w:szCs w:val="20"/>
                 <w:lang w:val="en-GB"/>
               </w:rPr>
-              <w:t>[ISO]</w:t>
+              <w:t>ISO</w:t>
             </w:r>
           </w:p>
         </w:tc>
@@ -4384,7 +4384,7 @@
         </w:tc>
         <w:tc>
           <w:tcPr>
-            <w:tcW w:w="993" w:type="dxa"/>
+            <w:tcW w:w="1276" w:type="dxa"/>
             <w:tcBorders>
               <w:top w:val="nil"/>
               <w:left w:val="nil"/>
@@ -4409,7 +4409,7 @@
         </w:tc>
         <w:tc>
           <w:tcPr>
-            <w:tcW w:w="992" w:type="dxa"/>
+            <w:tcW w:w="709" w:type="dxa"/>
             <w:tcBorders>
               <w:top w:val="nil"/>
               <w:left w:val="nil"/>
@@ -4436,7 +4436,7 @@
                 <w:szCs w:val="20"/>
                 <w:lang w:val="en-GB"/>
               </w:rPr>
-              <w:t>[ISO]</w:t>
+              <w:t>ISO</w:t>
             </w:r>
           </w:p>
         </w:tc>
@@ -4653,7 +4653,7 @@
         </w:tc>
         <w:tc>
           <w:tcPr>
-            <w:tcW w:w="993" w:type="dxa"/>
+            <w:tcW w:w="1276" w:type="dxa"/>
             <w:tcBorders>
               <w:top w:val="nil"/>
               <w:left w:val="nil"/>
@@ -4678,7 +4678,7 @@
         </w:tc>
         <w:tc>
           <w:tcPr>
-            <w:tcW w:w="992" w:type="dxa"/>
+            <w:tcW w:w="709" w:type="dxa"/>
             <w:tcBorders>
               <w:top w:val="nil"/>
               <w:left w:val="nil"/>
@@ -4705,7 +4705,7 @@
                 <w:szCs w:val="20"/>
                 <w:lang w:val="en-GB"/>
               </w:rPr>
-              <w:t>[ISO]</w:t>
+              <w:t>ISO</w:t>
             </w:r>
           </w:p>
         </w:tc>
@@ -4767,7 +4767,7 @@
         </w:trPr>
         <w:tc>
           <w:tcPr>
-            <w:tcW w:w="7230" w:type="dxa"/>
+            <w:tcW w:w="7513" w:type="dxa"/>
             <w:gridSpan w:val="4"/>
             <w:tcBorders>
               <w:top w:val="nil"/>
@@ -4834,7 +4834,7 @@
         </w:tc>
         <w:tc>
           <w:tcPr>
-            <w:tcW w:w="992" w:type="dxa"/>
+            <w:tcW w:w="709" w:type="dxa"/>
             <w:tcBorders>
               <w:top w:val="single" w:sz="4" w:space="0" w:color="auto"/>
               <w:left w:val="nil"/>
@@ -4865,7 +4865,7 @@
                 <w:szCs w:val="20"/>
                 <w:lang w:val="en-GB"/>
               </w:rPr>
-              <w:t>[ISO]</w:t>
+              <w:t>ISO</w:t>
             </w:r>
           </w:p>
         </w:tc>
